--- a/Pubali/1.docx
+++ b/Pubali/1.docx
@@ -3,9 +3,638 @@
 <w:document xmlns:wpc="http://schemas.microsoft.com/office/word/2010/wordprocessingCanvas" xmlns:cx="http://schemas.microsoft.com/office/drawing/2014/chartex" xmlns:mc="http://schemas.openxmlformats.org/markup-compatibility/2006" xmlns:o="urn:schemas-microsoft-com:office:office" xmlns:r="http://schemas.openxmlformats.org/officeDocument/2006/relationships" xmlns:m="http://schemas.openxmlformats.org/officeDocument/2006/math" xmlns:v="urn:schemas-microsoft-com:vml" xmlns:wp14="http://schemas.microsoft.com/office/word/2010/wordprocessingDrawing" xmlns:wp="http://schemas.openxmlformats.org/drawingml/2006/wordprocessingDrawing" xmlns:w10="urn:schemas-microsoft-com:office:word" xmlns:w="http://schemas.openxmlformats.org/wordprocessingml/2006/main" xmlns:w14="http://schemas.microsoft.com/office/word/2010/wordml" xmlns:w15="http://schemas.microsoft.com/office/word/2012/wordml" xmlns:w16se="http://schemas.microsoft.com/office/word/2015/wordml/symex" xmlns:wpg="http://schemas.microsoft.com/office/word/2010/wordprocessingGroup" xmlns:wpi="http://schemas.microsoft.com/office/word/2010/wordprocessingInk" xmlns:wne="http://schemas.microsoft.com/office/word/2006/wordml" xmlns:wps="http://schemas.microsoft.com/office/word/2010/wordprocessingShape" mc:Ignorable="w14 w15 w16se wp14">
   <w:body>
     <w:p>
+      <w:pPr>
+        <w:spacing w:before="100" w:beforeAutospacing="1" w:after="100" w:afterAutospacing="1" w:line="240" w:lineRule="auto"/>
+        <w:rPr>
+          <w:rFonts w:ascii="Times New Roman" w:eastAsia="Times New Roman" w:hAnsi="Times New Roman" w:cs="Times New Roman"/>
+          <w:b/>
+          <w:color w:val="FF0000"/>
+          <w:sz w:val="24"/>
+          <w:szCs w:val="24"/>
+        </w:rPr>
+      </w:pPr>
+      <w:proofErr w:type="gramStart"/>
+      <w:r>
+        <w:rPr>
+          <w:rFonts w:ascii="Times New Roman" w:eastAsia="Times New Roman" w:hAnsi="Symbol" w:cs="Times New Roman"/>
+          <w:b/>
+          <w:color w:val="FF0000"/>
+          <w:sz w:val="24"/>
+          <w:szCs w:val="24"/>
+        </w:rPr>
+        <w:t></w:t>
+      </w:r>
+      <w:r>
+        <w:rPr>
+          <w:rFonts w:ascii="Times New Roman" w:eastAsia="Times New Roman" w:hAnsi="Times New Roman" w:cs="Times New Roman"/>
+          <w:b/>
+          <w:color w:val="FF0000"/>
+          <w:sz w:val="24"/>
+          <w:szCs w:val="24"/>
+        </w:rPr>
+        <w:t xml:space="preserve">  Define</w:t>
+      </w:r>
+      <w:proofErr w:type="gramEnd"/>
+      <w:r>
+        <w:rPr>
+          <w:rFonts w:ascii="Times New Roman" w:eastAsia="Times New Roman" w:hAnsi="Times New Roman" w:cs="Times New Roman"/>
+          <w:b/>
+          <w:color w:val="FF0000"/>
+          <w:sz w:val="24"/>
+          <w:szCs w:val="24"/>
+        </w:rPr>
+        <w:t xml:space="preserve"> SDLC. Compare between SDLC &amp; STLC.</w:t>
+      </w:r>
+    </w:p>
+    <w:p>
+      <w:pPr>
+        <w:spacing w:before="100" w:beforeAutospacing="1" w:after="100" w:afterAutospacing="1" w:line="240" w:lineRule="auto"/>
+        <w:rPr>
+          <w:rFonts w:ascii="Times New Roman" w:eastAsia="Times New Roman" w:hAnsi="Times New Roman" w:cs="Times New Roman"/>
+          <w:sz w:val="24"/>
+          <w:szCs w:val="24"/>
+        </w:rPr>
+      </w:pPr>
+    </w:p>
+    <w:p>
+      <w:pPr>
+        <w:spacing w:before="100" w:beforeAutospacing="1" w:after="100" w:afterAutospacing="1" w:line="240" w:lineRule="auto"/>
+        <w:rPr>
+          <w:rFonts w:ascii="Times New Roman" w:eastAsia="Times New Roman" w:hAnsi="Times New Roman" w:cs="Times New Roman"/>
+          <w:sz w:val="24"/>
+          <w:szCs w:val="24"/>
+        </w:rPr>
+      </w:pPr>
+    </w:p>
+    <w:p>
+      <w:pPr>
+        <w:spacing w:before="100" w:beforeAutospacing="1" w:after="100" w:afterAutospacing="1" w:line="240" w:lineRule="auto"/>
+        <w:rPr>
+          <w:rFonts w:ascii="Times New Roman" w:eastAsia="Times New Roman" w:hAnsi="Times New Roman" w:cs="Times New Roman"/>
+          <w:sz w:val="24"/>
+          <w:szCs w:val="24"/>
+        </w:rPr>
+      </w:pPr>
+      <w:proofErr w:type="gramStart"/>
+      <w:r>
+        <w:rPr>
+          <w:rFonts w:ascii="Times New Roman" w:eastAsia="Times New Roman" w:hAnsi="Symbol" w:cs="Times New Roman"/>
+          <w:sz w:val="24"/>
+          <w:szCs w:val="24"/>
+        </w:rPr>
+        <w:t></w:t>
+      </w:r>
+      <w:r>
+        <w:rPr>
+          <w:rFonts w:ascii="Times New Roman" w:eastAsia="Times New Roman" w:hAnsi="Times New Roman" w:cs="Times New Roman"/>
+          <w:sz w:val="24"/>
+          <w:szCs w:val="24"/>
+        </w:rPr>
+        <w:t xml:space="preserve">  How</w:t>
+      </w:r>
+      <w:proofErr w:type="gramEnd"/>
+      <w:r>
+        <w:rPr>
+          <w:rFonts w:ascii="Times New Roman" w:eastAsia="Times New Roman" w:hAnsi="Times New Roman" w:cs="Times New Roman"/>
+          <w:sz w:val="24"/>
+          <w:szCs w:val="24"/>
+        </w:rPr>
+        <w:t xml:space="preserve"> would you troubleshoot a situation where a core banking application suddenly slows down during peak transaction hours? What tools would you use?</w:t>
+      </w:r>
+    </w:p>
+    <w:p>
+      <w:pPr>
+        <w:spacing w:before="100" w:beforeAutospacing="1" w:after="100" w:afterAutospacing="1" w:line="240" w:lineRule="auto"/>
+        <w:rPr>
+          <w:rFonts w:ascii="Times New Roman" w:eastAsia="Times New Roman" w:hAnsi="Times New Roman" w:cs="Times New Roman"/>
+          <w:sz w:val="24"/>
+          <w:szCs w:val="24"/>
+        </w:rPr>
+      </w:pPr>
+      <w:proofErr w:type="gramStart"/>
+      <w:r>
+        <w:rPr>
+          <w:rFonts w:ascii="Times New Roman" w:eastAsia="Times New Roman" w:hAnsi="Symbol" w:cs="Times New Roman"/>
+          <w:sz w:val="24"/>
+          <w:szCs w:val="24"/>
+        </w:rPr>
+        <w:t></w:t>
+      </w:r>
+      <w:r>
+        <w:rPr>
+          <w:rFonts w:ascii="Times New Roman" w:eastAsia="Times New Roman" w:hAnsi="Times New Roman" w:cs="Times New Roman"/>
+          <w:sz w:val="24"/>
+          <w:szCs w:val="24"/>
+        </w:rPr>
+        <w:t xml:space="preserve">  How</w:t>
+      </w:r>
+      <w:proofErr w:type="gramEnd"/>
+      <w:r>
+        <w:rPr>
+          <w:rFonts w:ascii="Times New Roman" w:eastAsia="Times New Roman" w:hAnsi="Times New Roman" w:cs="Times New Roman"/>
+          <w:sz w:val="24"/>
+          <w:szCs w:val="24"/>
+        </w:rPr>
+        <w:t xml:space="preserve"> do you decide when a software release is 'good enough' to go live and you can stop testing?</w:t>
+      </w:r>
+    </w:p>
+    <w:p>
+      <w:pPr>
+        <w:spacing w:before="100" w:beforeAutospacing="1" w:after="100" w:afterAutospacing="1" w:line="240" w:lineRule="auto"/>
+        <w:rPr>
+          <w:rFonts w:ascii="Times New Roman" w:eastAsia="Times New Roman" w:hAnsi="Times New Roman" w:cs="Times New Roman"/>
+          <w:sz w:val="24"/>
+          <w:szCs w:val="24"/>
+        </w:rPr>
+      </w:pPr>
+      <w:proofErr w:type="gramStart"/>
+      <w:r>
+        <w:rPr>
+          <w:rFonts w:ascii="Times New Roman" w:eastAsia="Times New Roman" w:hAnsi="Symbol" w:cs="Times New Roman"/>
+          <w:sz w:val="24"/>
+          <w:szCs w:val="24"/>
+        </w:rPr>
+        <w:t></w:t>
+      </w:r>
+      <w:r>
+        <w:rPr>
+          <w:rFonts w:ascii="Times New Roman" w:eastAsia="Times New Roman" w:hAnsi="Times New Roman" w:cs="Times New Roman"/>
+          <w:sz w:val="24"/>
+          <w:szCs w:val="24"/>
+        </w:rPr>
+        <w:t xml:space="preserve">  Define</w:t>
+      </w:r>
+      <w:proofErr w:type="gramEnd"/>
+      <w:r>
+        <w:rPr>
+          <w:rFonts w:ascii="Times New Roman" w:eastAsia="Times New Roman" w:hAnsi="Times New Roman" w:cs="Times New Roman"/>
+          <w:sz w:val="24"/>
+          <w:szCs w:val="24"/>
+        </w:rPr>
+        <w:t xml:space="preserve"> cyber security. Describe public key cryptography with proper example.</w:t>
+      </w:r>
+    </w:p>
+    <w:p>
+      <w:pPr>
+        <w:spacing w:before="100" w:beforeAutospacing="1" w:after="100" w:afterAutospacing="1" w:line="240" w:lineRule="auto"/>
+        <w:rPr>
+          <w:rFonts w:ascii="Times New Roman" w:eastAsia="Times New Roman" w:hAnsi="Times New Roman" w:cs="Times New Roman"/>
+          <w:sz w:val="24"/>
+          <w:szCs w:val="24"/>
+        </w:rPr>
+      </w:pPr>
+      <w:proofErr w:type="gramStart"/>
+      <w:r>
+        <w:rPr>
+          <w:rFonts w:ascii="Times New Roman" w:eastAsia="Times New Roman" w:hAnsi="Symbol" w:cs="Times New Roman"/>
+          <w:sz w:val="24"/>
+          <w:szCs w:val="24"/>
+        </w:rPr>
+        <w:t></w:t>
+      </w:r>
+      <w:r>
+        <w:rPr>
+          <w:rFonts w:ascii="Times New Roman" w:eastAsia="Times New Roman" w:hAnsi="Times New Roman" w:cs="Times New Roman"/>
+          <w:sz w:val="24"/>
+          <w:szCs w:val="24"/>
+        </w:rPr>
+        <w:t xml:space="preserve">  What</w:t>
+      </w:r>
+      <w:proofErr w:type="gramEnd"/>
+      <w:r>
+        <w:rPr>
+          <w:rFonts w:ascii="Times New Roman" w:eastAsia="Times New Roman" w:hAnsi="Times New Roman" w:cs="Times New Roman"/>
+          <w:sz w:val="24"/>
+          <w:szCs w:val="24"/>
+        </w:rPr>
+        <w:t xml:space="preserve"> are the primary differences between REST and SOAP APIs? Why might a bank still prefer SOAP for certain legacy integration systems?</w:t>
+      </w:r>
+    </w:p>
+    <w:p>
+      <w:pPr>
+        <w:spacing w:before="100" w:beforeAutospacing="1" w:after="100" w:afterAutospacing="1" w:line="240" w:lineRule="auto"/>
+        <w:rPr>
+          <w:rFonts w:ascii="Times New Roman" w:eastAsia="Times New Roman" w:hAnsi="Times New Roman" w:cs="Times New Roman"/>
+          <w:sz w:val="24"/>
+          <w:szCs w:val="24"/>
+        </w:rPr>
+      </w:pPr>
+      <w:proofErr w:type="gramStart"/>
+      <w:r>
+        <w:rPr>
+          <w:rFonts w:ascii="Times New Roman" w:eastAsia="Times New Roman" w:hAnsi="Symbol" w:cs="Times New Roman"/>
+          <w:sz w:val="24"/>
+          <w:szCs w:val="24"/>
+        </w:rPr>
+        <w:t></w:t>
+      </w:r>
+      <w:r>
+        <w:rPr>
+          <w:rFonts w:ascii="Times New Roman" w:eastAsia="Times New Roman" w:hAnsi="Times New Roman" w:cs="Times New Roman"/>
+          <w:sz w:val="24"/>
+          <w:szCs w:val="24"/>
+        </w:rPr>
+        <w:t xml:space="preserve">  What</w:t>
+      </w:r>
+      <w:proofErr w:type="gramEnd"/>
+      <w:r>
+        <w:rPr>
+          <w:rFonts w:ascii="Times New Roman" w:eastAsia="Times New Roman" w:hAnsi="Times New Roman" w:cs="Times New Roman"/>
+          <w:sz w:val="24"/>
+          <w:szCs w:val="24"/>
+        </w:rPr>
+        <w:t xml:space="preserve"> is SQL Injection, and how can it impact a bank's database?</w:t>
+      </w:r>
+    </w:p>
+    <w:p>
+      <w:pPr>
+        <w:spacing w:before="100" w:beforeAutospacing="1" w:after="100" w:afterAutospacing="1" w:line="240" w:lineRule="auto"/>
+        <w:rPr>
+          <w:rFonts w:ascii="Times New Roman" w:eastAsia="Times New Roman" w:hAnsi="Times New Roman" w:cs="Times New Roman"/>
+          <w:sz w:val="24"/>
+          <w:szCs w:val="24"/>
+        </w:rPr>
+      </w:pPr>
+      <w:proofErr w:type="gramStart"/>
+      <w:r>
+        <w:rPr>
+          <w:rFonts w:ascii="Times New Roman" w:eastAsia="Times New Roman" w:hAnsi="Symbol" w:cs="Times New Roman"/>
+          <w:sz w:val="24"/>
+          <w:szCs w:val="24"/>
+        </w:rPr>
+        <w:t></w:t>
+      </w:r>
+      <w:r>
+        <w:rPr>
+          <w:rFonts w:ascii="Times New Roman" w:eastAsia="Times New Roman" w:hAnsi="Times New Roman" w:cs="Times New Roman"/>
+          <w:sz w:val="24"/>
+          <w:szCs w:val="24"/>
+        </w:rPr>
+        <w:t xml:space="preserve">  Write</w:t>
+      </w:r>
+      <w:proofErr w:type="gramEnd"/>
+      <w:r>
+        <w:rPr>
+          <w:rFonts w:ascii="Times New Roman" w:eastAsia="Times New Roman" w:hAnsi="Times New Roman" w:cs="Times New Roman"/>
+          <w:sz w:val="24"/>
+          <w:szCs w:val="24"/>
+        </w:rPr>
+        <w:t xml:space="preserve"> a recursive function to find the n-</w:t>
+      </w:r>
+      <w:proofErr w:type="spellStart"/>
+      <w:r>
+        <w:rPr>
+          <w:rFonts w:ascii="Times New Roman" w:eastAsia="Times New Roman" w:hAnsi="Times New Roman" w:cs="Times New Roman"/>
+          <w:sz w:val="24"/>
+          <w:szCs w:val="24"/>
+        </w:rPr>
+        <w:t>th</w:t>
+      </w:r>
+      <w:proofErr w:type="spellEnd"/>
+      <w:r>
+        <w:rPr>
+          <w:rFonts w:ascii="Times New Roman" w:eastAsia="Times New Roman" w:hAnsi="Times New Roman" w:cs="Times New Roman"/>
+          <w:sz w:val="24"/>
+          <w:szCs w:val="24"/>
+        </w:rPr>
+        <w:t xml:space="preserve"> Fibonacci number.</w:t>
+      </w:r>
+    </w:p>
+    <w:p>
+      <w:pPr>
+        <w:spacing w:before="100" w:beforeAutospacing="1" w:after="100" w:afterAutospacing="1" w:line="240" w:lineRule="auto"/>
+        <w:rPr>
+          <w:rFonts w:ascii="Times New Roman" w:eastAsia="Times New Roman" w:hAnsi="Times New Roman" w:cs="Times New Roman"/>
+          <w:sz w:val="24"/>
+          <w:szCs w:val="24"/>
+        </w:rPr>
+      </w:pPr>
+      <w:proofErr w:type="gramStart"/>
+      <w:r>
+        <w:rPr>
+          <w:rFonts w:ascii="Times New Roman" w:eastAsia="Times New Roman" w:hAnsi="Symbol" w:cs="Times New Roman"/>
+          <w:sz w:val="24"/>
+          <w:szCs w:val="24"/>
+        </w:rPr>
+        <w:t></w:t>
+      </w:r>
+      <w:r>
+        <w:rPr>
+          <w:rFonts w:ascii="Times New Roman" w:eastAsia="Times New Roman" w:hAnsi="Times New Roman" w:cs="Times New Roman"/>
+          <w:sz w:val="24"/>
+          <w:szCs w:val="24"/>
+        </w:rPr>
+        <w:t xml:space="preserve">  Explain</w:t>
+      </w:r>
+      <w:proofErr w:type="gramEnd"/>
+      <w:r>
+        <w:rPr>
+          <w:rFonts w:ascii="Times New Roman" w:eastAsia="Times New Roman" w:hAnsi="Times New Roman" w:cs="Times New Roman"/>
+          <w:sz w:val="24"/>
+          <w:szCs w:val="24"/>
+        </w:rPr>
+        <w:t xml:space="preserve"> the importance of SSL/TLS certificates in banking applications.</w:t>
+      </w:r>
+    </w:p>
+    <w:p>
+      <w:pPr>
+        <w:spacing w:before="100" w:beforeAutospacing="1" w:after="100" w:afterAutospacing="1" w:line="240" w:lineRule="auto"/>
+        <w:rPr>
+          <w:rFonts w:ascii="Times New Roman" w:eastAsia="Times New Roman" w:hAnsi="Times New Roman" w:cs="Times New Roman"/>
+          <w:sz w:val="24"/>
+          <w:szCs w:val="24"/>
+        </w:rPr>
+      </w:pPr>
+      <w:proofErr w:type="gramStart"/>
+      <w:r>
+        <w:rPr>
+          <w:rFonts w:ascii="Times New Roman" w:eastAsia="Times New Roman" w:hAnsi="Symbol" w:cs="Times New Roman"/>
+          <w:sz w:val="24"/>
+          <w:szCs w:val="24"/>
+        </w:rPr>
+        <w:t></w:t>
+      </w:r>
+      <w:r>
+        <w:rPr>
+          <w:rFonts w:ascii="Times New Roman" w:eastAsia="Times New Roman" w:hAnsi="Times New Roman" w:cs="Times New Roman"/>
+          <w:sz w:val="24"/>
+          <w:szCs w:val="24"/>
+        </w:rPr>
+        <w:t xml:space="preserve">  During</w:t>
+      </w:r>
+      <w:proofErr w:type="gramEnd"/>
+      <w:r>
+        <w:rPr>
+          <w:rFonts w:ascii="Times New Roman" w:eastAsia="Times New Roman" w:hAnsi="Times New Roman" w:cs="Times New Roman"/>
+          <w:sz w:val="24"/>
+          <w:szCs w:val="24"/>
+        </w:rPr>
+        <w:t xml:space="preserve"> a critical system outage affecting ATM services, a non-technical bank manager repeatedly demands updates while you are fixing the issue. How do you handle the situation?</w:t>
+      </w:r>
+    </w:p>
+    <w:p>
+      <w:pPr>
+        <w:spacing w:before="100" w:beforeAutospacing="1" w:after="100" w:afterAutospacing="1" w:line="240" w:lineRule="auto"/>
+        <w:rPr>
+          <w:rFonts w:ascii="Times New Roman" w:eastAsia="Times New Roman" w:hAnsi="Times New Roman" w:cs="Times New Roman"/>
+          <w:sz w:val="24"/>
+          <w:szCs w:val="24"/>
+        </w:rPr>
+      </w:pPr>
+      <w:proofErr w:type="gramStart"/>
+      <w:r>
+        <w:rPr>
+          <w:rFonts w:ascii="Times New Roman" w:eastAsia="Times New Roman" w:hAnsi="Symbol" w:cs="Times New Roman"/>
+          <w:sz w:val="24"/>
+          <w:szCs w:val="24"/>
+        </w:rPr>
+        <w:t></w:t>
+      </w:r>
+      <w:r>
+        <w:rPr>
+          <w:rFonts w:ascii="Times New Roman" w:eastAsia="Times New Roman" w:hAnsi="Times New Roman" w:cs="Times New Roman"/>
+          <w:sz w:val="24"/>
+          <w:szCs w:val="24"/>
+        </w:rPr>
+        <w:t xml:space="preserve">  Compare</w:t>
+      </w:r>
+      <w:proofErr w:type="gramEnd"/>
+      <w:r>
+        <w:rPr>
+          <w:rFonts w:ascii="Times New Roman" w:eastAsia="Times New Roman" w:hAnsi="Times New Roman" w:cs="Times New Roman"/>
+          <w:sz w:val="24"/>
+          <w:szCs w:val="24"/>
+        </w:rPr>
+        <w:t xml:space="preserve"> Agile and Waterfall methodologies. If </w:t>
+      </w:r>
+      <w:proofErr w:type="spellStart"/>
+      <w:r>
+        <w:rPr>
+          <w:rFonts w:ascii="Times New Roman" w:eastAsia="Times New Roman" w:hAnsi="Times New Roman" w:cs="Times New Roman"/>
+          <w:sz w:val="24"/>
+          <w:szCs w:val="24"/>
+        </w:rPr>
+        <w:t>Pubali</w:t>
+      </w:r>
+      <w:proofErr w:type="spellEnd"/>
+      <w:r>
+        <w:rPr>
+          <w:rFonts w:ascii="Times New Roman" w:eastAsia="Times New Roman" w:hAnsi="Times New Roman" w:cs="Times New Roman"/>
+          <w:sz w:val="24"/>
+          <w:szCs w:val="24"/>
+        </w:rPr>
+        <w:t xml:space="preserve"> bank is launching a new mobile banking app, which model would you recommend and why?</w:t>
+      </w:r>
+    </w:p>
+    <w:p>
+      <w:pPr>
+        <w:spacing w:before="100" w:beforeAutospacing="1" w:after="100" w:afterAutospacing="1" w:line="240" w:lineRule="auto"/>
+        <w:rPr>
+          <w:rFonts w:ascii="Times New Roman" w:eastAsia="Times New Roman" w:hAnsi="Times New Roman" w:cs="Times New Roman"/>
+          <w:sz w:val="24"/>
+          <w:szCs w:val="24"/>
+        </w:rPr>
+      </w:pPr>
+      <w:proofErr w:type="gramStart"/>
+      <w:r>
+        <w:rPr>
+          <w:rFonts w:ascii="Times New Roman" w:eastAsia="Times New Roman" w:hAnsi="Symbol" w:cs="Times New Roman"/>
+          <w:sz w:val="24"/>
+          <w:szCs w:val="24"/>
+        </w:rPr>
+        <w:t></w:t>
+      </w:r>
+      <w:r>
+        <w:rPr>
+          <w:rFonts w:ascii="Times New Roman" w:eastAsia="Times New Roman" w:hAnsi="Times New Roman" w:cs="Times New Roman"/>
+          <w:sz w:val="24"/>
+          <w:szCs w:val="24"/>
+        </w:rPr>
+        <w:t xml:space="preserve">  Explain</w:t>
+      </w:r>
+      <w:proofErr w:type="gramEnd"/>
+      <w:r>
+        <w:rPr>
+          <w:rFonts w:ascii="Times New Roman" w:eastAsia="Times New Roman" w:hAnsi="Times New Roman" w:cs="Times New Roman"/>
+          <w:sz w:val="24"/>
+          <w:szCs w:val="24"/>
+        </w:rPr>
+        <w:t xml:space="preserve"> the difference between a LEFT JOIN and an INNER JOIN. How can an unindexed join impact the performance of a banking report?</w:t>
+      </w:r>
+    </w:p>
+    <w:p>
+      <w:pPr>
+        <w:spacing w:before="100" w:beforeAutospacing="1" w:after="100" w:afterAutospacing="1" w:line="240" w:lineRule="auto"/>
+        <w:rPr>
+          <w:rFonts w:ascii="Times New Roman" w:eastAsia="Times New Roman" w:hAnsi="Times New Roman" w:cs="Times New Roman"/>
+          <w:sz w:val="24"/>
+          <w:szCs w:val="24"/>
+        </w:rPr>
+      </w:pPr>
+      <w:proofErr w:type="gramStart"/>
+      <w:r>
+        <w:rPr>
+          <w:rFonts w:ascii="Times New Roman" w:eastAsia="Times New Roman" w:hAnsi="Symbol" w:cs="Times New Roman"/>
+          <w:sz w:val="24"/>
+          <w:szCs w:val="24"/>
+        </w:rPr>
+        <w:t></w:t>
+      </w:r>
+      <w:r>
+        <w:rPr>
+          <w:rFonts w:ascii="Times New Roman" w:eastAsia="Times New Roman" w:hAnsi="Times New Roman" w:cs="Times New Roman"/>
+          <w:sz w:val="24"/>
+          <w:szCs w:val="24"/>
+        </w:rPr>
+        <w:t xml:space="preserve">  Why</w:t>
+      </w:r>
+      <w:proofErr w:type="gramEnd"/>
+      <w:r>
+        <w:rPr>
+          <w:rFonts w:ascii="Times New Roman" w:eastAsia="Times New Roman" w:hAnsi="Times New Roman" w:cs="Times New Roman"/>
+          <w:sz w:val="24"/>
+          <w:szCs w:val="24"/>
+        </w:rPr>
+        <w:t xml:space="preserve"> might a bank choose C++ for a high-frequency trading engine, but prefer Java for its customer-facing web applications?</w:t>
+      </w:r>
+    </w:p>
+    <w:p>
+      <w:pPr>
+        <w:spacing w:before="100" w:beforeAutospacing="1" w:after="100" w:afterAutospacing="1" w:line="240" w:lineRule="auto"/>
+        <w:rPr>
+          <w:rFonts w:ascii="Times New Roman" w:eastAsia="Times New Roman" w:hAnsi="Times New Roman" w:cs="Times New Roman"/>
+          <w:sz w:val="24"/>
+          <w:szCs w:val="24"/>
+        </w:rPr>
+      </w:pPr>
+      <w:proofErr w:type="gramStart"/>
+      <w:r>
+        <w:rPr>
+          <w:rFonts w:ascii="Times New Roman" w:eastAsia="Times New Roman" w:hAnsi="Symbol" w:cs="Times New Roman"/>
+          <w:sz w:val="24"/>
+          <w:szCs w:val="24"/>
+        </w:rPr>
+        <w:t></w:t>
+      </w:r>
+      <w:r>
+        <w:rPr>
+          <w:rFonts w:ascii="Times New Roman" w:eastAsia="Times New Roman" w:hAnsi="Times New Roman" w:cs="Times New Roman"/>
+          <w:sz w:val="24"/>
+          <w:szCs w:val="24"/>
+        </w:rPr>
+        <w:t xml:space="preserve">  What</w:t>
+      </w:r>
+      <w:proofErr w:type="gramEnd"/>
+      <w:r>
+        <w:rPr>
+          <w:rFonts w:ascii="Times New Roman" w:eastAsia="Times New Roman" w:hAnsi="Times New Roman" w:cs="Times New Roman"/>
+          <w:sz w:val="24"/>
+          <w:szCs w:val="24"/>
+        </w:rPr>
+        <w:t xml:space="preserve"> do you mean by Cloud Computing? Mention its services.</w:t>
+      </w:r>
+    </w:p>
+    <w:p>
+      <w:pPr>
+        <w:spacing w:before="100" w:beforeAutospacing="1" w:after="100" w:afterAutospacing="1" w:line="240" w:lineRule="auto"/>
+        <w:rPr>
+          <w:rFonts w:ascii="Times New Roman" w:eastAsia="Times New Roman" w:hAnsi="Times New Roman" w:cs="Times New Roman"/>
+          <w:sz w:val="24"/>
+          <w:szCs w:val="24"/>
+        </w:rPr>
+      </w:pPr>
+      <w:proofErr w:type="gramStart"/>
+      <w:r>
+        <w:rPr>
+          <w:rFonts w:ascii="Times New Roman" w:eastAsia="Times New Roman" w:hAnsi="Symbol" w:cs="Times New Roman"/>
+          <w:sz w:val="24"/>
+          <w:szCs w:val="24"/>
+        </w:rPr>
+        <w:t></w:t>
+      </w:r>
+      <w:r>
+        <w:rPr>
+          <w:rFonts w:ascii="Times New Roman" w:eastAsia="Times New Roman" w:hAnsi="Times New Roman" w:cs="Times New Roman"/>
+          <w:sz w:val="24"/>
+          <w:szCs w:val="24"/>
+        </w:rPr>
+        <w:t xml:space="preserve">  Which</w:t>
+      </w:r>
+      <w:proofErr w:type="gramEnd"/>
+      <w:r>
+        <w:rPr>
+          <w:rFonts w:ascii="Times New Roman" w:eastAsia="Times New Roman" w:hAnsi="Times New Roman" w:cs="Times New Roman"/>
+          <w:sz w:val="24"/>
+          <w:szCs w:val="24"/>
+        </w:rPr>
+        <w:t xml:space="preserve"> data structure would you use to process real-time ATM transactions, and which one would you use for an 'Undo' action? Brie</w:t>
+      </w:r>
       <w:bookmarkStart w:id="0" w:name="_GoBack"/>
       <w:bookmarkEnd w:id="0"/>
+      <w:r>
+        <w:rPr>
+          <w:rFonts w:ascii="Times New Roman" w:eastAsia="Times New Roman" w:hAnsi="Times New Roman" w:cs="Times New Roman"/>
+          <w:sz w:val="24"/>
+          <w:szCs w:val="24"/>
+        </w:rPr>
+        <w:t>fly explain why?</w:t>
+      </w:r>
     </w:p>
+    <w:p>
+      <w:pPr>
+        <w:spacing w:before="100" w:beforeAutospacing="1" w:after="100" w:afterAutospacing="1" w:line="240" w:lineRule="auto"/>
+        <w:rPr>
+          <w:rFonts w:ascii="Times New Roman" w:eastAsia="Times New Roman" w:hAnsi="Times New Roman" w:cs="Times New Roman"/>
+          <w:sz w:val="24"/>
+          <w:szCs w:val="24"/>
+        </w:rPr>
+      </w:pPr>
+      <w:proofErr w:type="gramStart"/>
+      <w:r>
+        <w:rPr>
+          <w:rFonts w:ascii="Times New Roman" w:eastAsia="Times New Roman" w:hAnsi="Symbol" w:cs="Times New Roman"/>
+          <w:sz w:val="24"/>
+          <w:szCs w:val="24"/>
+        </w:rPr>
+        <w:t></w:t>
+      </w:r>
+      <w:r>
+        <w:rPr>
+          <w:rFonts w:ascii="Times New Roman" w:eastAsia="Times New Roman" w:hAnsi="Times New Roman" w:cs="Times New Roman"/>
+          <w:sz w:val="24"/>
+          <w:szCs w:val="24"/>
+        </w:rPr>
+        <w:t xml:space="preserve">  In</w:t>
+      </w:r>
+      <w:proofErr w:type="gramEnd"/>
+      <w:r>
+        <w:rPr>
+          <w:rFonts w:ascii="Times New Roman" w:eastAsia="Times New Roman" w:hAnsi="Times New Roman" w:cs="Times New Roman"/>
+          <w:sz w:val="24"/>
+          <w:szCs w:val="24"/>
+        </w:rPr>
+        <w:t xml:space="preserve"> the context of secure online banking, explain how a combination of both white box &amp; black box testing methodologies is crucial for protecting user accounts and data.</w:t>
+      </w:r>
+      <w:r>
+        <w:rPr>
+          <w:rFonts w:ascii="Times New Roman" w:eastAsia="Times New Roman" w:hAnsi="Times New Roman" w:cs="Times New Roman"/>
+          <w:sz w:val="24"/>
+          <w:szCs w:val="24"/>
+        </w:rPr>
+        <w:t xml:space="preserve">  </w:t>
+      </w:r>
+    </w:p>
+    <w:p>
+      <w:pPr>
+        <w:spacing w:before="100" w:beforeAutospacing="1" w:after="100" w:afterAutospacing="1" w:line="240" w:lineRule="auto"/>
+        <w:rPr>
+          <w:rFonts w:ascii="Times New Roman" w:eastAsia="Times New Roman" w:hAnsi="Times New Roman" w:cs="Times New Roman"/>
+          <w:sz w:val="24"/>
+          <w:szCs w:val="24"/>
+        </w:rPr>
+      </w:pPr>
+    </w:p>
+    <w:p/>
     <w:sectPr>
       <w:pgSz w:w="12240" w:h="15840"/>
       <w:pgMar w:top="1440" w:right="1440" w:bottom="1440" w:left="1440" w:header="720" w:footer="720" w:gutter="0"/>
